--- a/Proyecto 1/ET_Proyecto_EnergiTech_v1.0.docx
+++ b/Proyecto 1/ET_Proyecto_EnergiTech_v1.0.docx
@@ -11,25 +11,53 @@
           <w:rFonts w:ascii="Times New Roman" w:eastAsia="Times New Roman" w:hAnsi="Times New Roman" w:cs="Times New Roman"/>
           <w:b/>
           <w:bCs/>
+          <w:color w:val="1F4E79" w:themeColor="accent5" w:themeShade="80"/>
           <w:sz w:val="36"/>
           <w:szCs w:val="36"/>
           <w:lang w:val="es-ES" w:eastAsia="es-ES_tradnl"/>
         </w:rPr>
       </w:pPr>
-      <w:bookmarkStart w:id="0" w:name="_GoBack"/>
       <w:r>
         <w:rPr>
           <w:rFonts w:ascii="Times New Roman" w:eastAsia="Times New Roman" w:hAnsi="Times New Roman" w:cs="Times New Roman"/>
           <w:b/>
           <w:bCs/>
+          <w:color w:val="1F4E79" w:themeColor="accent5" w:themeShade="80"/>
           <w:sz w:val="36"/>
           <w:szCs w:val="36"/>
           <w:lang w:val="es-ES" w:eastAsia="es-ES_tradnl"/>
         </w:rPr>
-        <w:t>Proyecto 1: Procesamiento del Dato y Gestión de Requisitos</w:t>
+        <w:t xml:space="preserve">Proyecto 1: </w:t>
       </w:r>
     </w:p>
-    <w:bookmarkEnd w:id="0"/>
+    <w:p>
+      <w:pPr>
+        <w:spacing w:before="100" w:beforeAutospacing="1" w:after="100" w:afterAutospacing="1"/>
+        <w:jc w:val="center"/>
+        <w:outlineLvl w:val="1"/>
+        <w:rPr>
+          <w:rFonts w:ascii="Times New Roman" w:eastAsia="Times New Roman" w:hAnsi="Times New Roman" w:cs="Times New Roman"/>
+          <w:b/>
+          <w:bCs/>
+          <w:color w:val="1F4E79" w:themeColor="accent5" w:themeShade="80"/>
+          <w:sz w:val="36"/>
+          <w:szCs w:val="36"/>
+          <w:lang w:val="es-ES" w:eastAsia="es-ES_tradnl"/>
+        </w:rPr>
+      </w:pPr>
+      <w:r>
+        <w:rPr>
+          <w:rFonts w:ascii="Times New Roman" w:eastAsia="Times New Roman" w:hAnsi="Times New Roman" w:cs="Times New Roman"/>
+          <w:b/>
+          <w:bCs/>
+          <w:color w:val="1F4E79" w:themeColor="accent5" w:themeShade="80"/>
+          <w:sz w:val="36"/>
+          <w:szCs w:val="36"/>
+          <w:lang w:val="es-ES" w:eastAsia="es-ES_tradnl"/>
+        </w:rPr>
+        <w:t>Procesamiento del Dato y Gestión de Requisitos</w:t>
+      </w:r>
+    </w:p>
     <w:p>
       <w:pPr>
         <w:spacing w:before="100" w:beforeAutospacing="1" w:after="100" w:afterAutospacing="1"/>
@@ -39,7 +67,8 @@
           <w:rFonts w:ascii="Times New Roman" w:eastAsia="Times New Roman" w:hAnsi="Times New Roman" w:cs="Times New Roman"/>
           <w:b/>
           <w:bCs/>
-          <w:sz w:val="27"/>
+          <w:color w:val="1F4E79" w:themeColor="accent5" w:themeShade="80"/>
+          <w:sz w:val="28"/>
           <w:szCs w:val="27"/>
           <w:lang w:val="es-ES" w:eastAsia="es-ES_tradnl"/>
         </w:rPr>
@@ -49,7 +78,8 @@
           <w:rFonts w:ascii="Times New Roman" w:eastAsia="Times New Roman" w:hAnsi="Times New Roman" w:cs="Times New Roman"/>
           <w:b/>
           <w:bCs/>
-          <w:sz w:val="27"/>
+          <w:color w:val="1F4E79" w:themeColor="accent5" w:themeShade="80"/>
+          <w:sz w:val="28"/>
           <w:szCs w:val="27"/>
           <w:lang w:val="es-ES" w:eastAsia="es-ES_tradnl"/>
         </w:rPr>
@@ -58,7 +88,7 @@
     </w:p>
     <w:p>
       <w:pPr>
-        <w:spacing w:before="100" w:beforeAutospacing="1" w:after="100" w:afterAutospacing="1"/>
+        <w:spacing w:before="100" w:beforeAutospacing="1" w:after="100" w:afterAutospacing="1" w:line="276" w:lineRule="auto"/>
         <w:jc w:val="both"/>
         <w:rPr>
           <w:rFonts w:ascii="Times New Roman" w:eastAsia="Times New Roman" w:hAnsi="Times New Roman" w:cs="Times New Roman"/>
@@ -109,7 +139,7 @@
     </w:p>
     <w:p>
       <w:pPr>
-        <w:spacing w:before="100" w:beforeAutospacing="1" w:after="100" w:afterAutospacing="1"/>
+        <w:spacing w:before="100" w:beforeAutospacing="1" w:after="100" w:afterAutospacing="1" w:line="276" w:lineRule="auto"/>
         <w:jc w:val="both"/>
         <w:rPr>
           <w:rFonts w:ascii="Times New Roman" w:eastAsia="Times New Roman" w:hAnsi="Times New Roman" w:cs="Times New Roman"/>
@@ -130,16 +160,34 @@
         <w:jc w:val="both"/>
       </w:pPr>
       <w:r>
-        <w:t>2. Descripción del Proceso de Negocio (BPMN)</w:t>
+        <w:rPr>
+          <w:color w:val="1F4E79" w:themeColor="accent5" w:themeShade="80"/>
+          <w:sz w:val="28"/>
+        </w:rPr>
+        <w:t>2. Descripción del Proceso de Negocio (BPM</w:t>
+      </w:r>
+      <w:r>
+        <w:rPr>
+          <w:color w:val="1F4E79" w:themeColor="accent5" w:themeShade="80"/>
+          <w:sz w:val="28"/>
+        </w:rPr>
+        <w:t>N)</w:t>
       </w:r>
     </w:p>
     <w:p>
       <w:pPr>
         <w:pStyle w:val="NormalWeb"/>
+        <w:spacing w:line="276" w:lineRule="auto"/>
         <w:jc w:val="both"/>
       </w:pPr>
       <w:r>
-        <w:t xml:space="preserve">Para asegurar una ejecución sistemática del cálculo de la previsión, se ha modelado el proceso utilizando la notación </w:t>
+        <w:t xml:space="preserve">Para asegurar una ejecución sistemática del cálculo de la previsión, se ha modelado el proceso </w:t>
+      </w:r>
+      <w:r>
+        <w:t xml:space="preserve">de negocio </w:t>
+      </w:r>
+      <w:r>
+        <w:t xml:space="preserve">utilizando la notación </w:t>
       </w:r>
       <w:r>
         <w:rPr>
@@ -207,6 +255,8 @@
     <w:p>
       <w:pPr>
         <w:pStyle w:val="NormalWeb"/>
+        <w:spacing w:line="276" w:lineRule="auto"/>
+        <w:jc w:val="both"/>
       </w:pPr>
       <w:r>
         <w:t>Para asegurar la integridad y la utilidad de los resultados obtenidos en el cálculo de la previsión, el Analista de Gestión de Demanda debe seguir las siguientes directrices técnicas en cada etapa del proceso:</w:t>
@@ -219,6 +269,7 @@
           <w:ilvl w:val="0"/>
           <w:numId w:val="1"/>
         </w:numPr>
+        <w:spacing w:line="276" w:lineRule="auto"/>
         <w:jc w:val="both"/>
       </w:pPr>
       <w:r>
@@ -239,6 +290,7 @@
           <w:ilvl w:val="0"/>
           <w:numId w:val="1"/>
         </w:numPr>
+        <w:spacing w:line="276" w:lineRule="auto"/>
         <w:jc w:val="both"/>
       </w:pPr>
       <w:r>
@@ -267,6 +319,7 @@
           <w:ilvl w:val="0"/>
           <w:numId w:val="1"/>
         </w:numPr>
+        <w:spacing w:line="276" w:lineRule="auto"/>
         <w:jc w:val="both"/>
       </w:pPr>
       <w:r>
@@ -293,7 +346,7 @@
       </w:r>
       <w:proofErr w:type="spellEnd"/>
       <w:r>
-        <w:t>. Se debe verificar que las variables de entrada (festivos, temperatura y consumo histórico) tienen el peso adecuado antes de generar la previsión bruta.</w:t>
+        <w:t>. Se debe verificar que las variables de entrada tienen el peso adecuado antes de generar la previsión bruta.</w:t>
       </w:r>
     </w:p>
     <w:p>
@@ -303,6 +356,7 @@
           <w:ilvl w:val="0"/>
           <w:numId w:val="1"/>
         </w:numPr>
+        <w:spacing w:line="276" w:lineRule="auto"/>
         <w:jc w:val="both"/>
       </w:pPr>
       <w:r>
@@ -310,6 +364,7 @@
           <w:b/>
           <w:bCs/>
         </w:rPr>
+        <w:lastRenderedPageBreak/>
         <w:t>Protocolo de Validación Crítica:</w:t>
       </w:r>
       <w:r>
@@ -319,10 +374,71 @@
     <w:p>
       <w:pPr>
         <w:pStyle w:val="Ttulo3"/>
+        <w:jc w:val="both"/>
+        <w:rPr>
+          <w:color w:val="1F4E79" w:themeColor="accent5" w:themeShade="80"/>
+          <w:sz w:val="28"/>
+        </w:rPr>
       </w:pPr>
       <w:r>
-        <w:lastRenderedPageBreak/>
-        <w:t>3. Identificación de Requisitos y Fuentes</w:t>
+        <w:rPr>
+          <w:color w:val="1F4E79" w:themeColor="accent5" w:themeShade="80"/>
+          <w:sz w:val="28"/>
+        </w:rPr>
+        <w:t xml:space="preserve">3. Identificación de </w:t>
+      </w:r>
+      <w:r>
+        <w:rPr>
+          <w:color w:val="1F4E79" w:themeColor="accent5" w:themeShade="80"/>
+          <w:sz w:val="28"/>
+        </w:rPr>
+        <w:t>r</w:t>
+      </w:r>
+      <w:r>
+        <w:rPr>
+          <w:color w:val="1F4E79" w:themeColor="accent5" w:themeShade="80"/>
+          <w:sz w:val="28"/>
+        </w:rPr>
+        <w:t xml:space="preserve">equisitos y </w:t>
+      </w:r>
+      <w:r>
+        <w:rPr>
+          <w:color w:val="1F4E79" w:themeColor="accent5" w:themeShade="80"/>
+          <w:sz w:val="28"/>
+        </w:rPr>
+        <w:t>f</w:t>
+      </w:r>
+      <w:r>
+        <w:rPr>
+          <w:color w:val="1F4E79" w:themeColor="accent5" w:themeShade="80"/>
+          <w:sz w:val="28"/>
+        </w:rPr>
+        <w:t>uentes</w:t>
+      </w:r>
+    </w:p>
+    <w:p>
+      <w:pPr>
+        <w:pStyle w:val="NormalWeb"/>
+        <w:spacing w:line="276" w:lineRule="auto"/>
+        <w:jc w:val="both"/>
+      </w:pPr>
+      <w:r>
+        <w:t xml:space="preserve">Para la gestión de este proyecto, se ha elaborado una matriz de requisitos detallada (ver archivo adjunto </w:t>
+      </w:r>
+      <w:r>
+        <w:rPr>
+          <w:rStyle w:val="CdigoHTML"/>
+        </w:rPr>
+        <w:t>ET_P1_Requisitos_v1.0.xlsx</w:t>
+      </w:r>
+      <w:r>
+        <w:t>). A continuación</w:t>
+      </w:r>
+      <w:r>
+        <w:t>,</w:t>
+      </w:r>
+      <w:r>
+        <w:t xml:space="preserve"> se resumen los aspectos clave:</w:t>
       </w:r>
     </w:p>
     <w:p>
@@ -331,34 +447,6 @@
         <w:jc w:val="both"/>
       </w:pPr>
       <w:r>
-        <w:t xml:space="preserve">Para la gestión de este proyecto, se ha elaborado una matriz de requisitos detallada (ver archivo adjunto </w:t>
-      </w:r>
-      <w:r>
-        <w:rPr>
-          <w:rStyle w:val="CdigoHTML"/>
-        </w:rPr>
-        <w:t>ET_P1_Requisitos_v1.0.xlsx</w:t>
-      </w:r>
-      <w:r>
-        <w:t>). A continuación</w:t>
-      </w:r>
-      <w:r>
-        <w:t>,</w:t>
-      </w:r>
-      <w:r>
-        <w:t xml:space="preserve"> se resumen los aspectos clave:</w:t>
-      </w:r>
-    </w:p>
-    <w:p>
-      <w:pPr>
-        <w:pStyle w:val="NormalWeb"/>
-        <w:numPr>
-          <w:ilvl w:val="0"/>
-          <w:numId w:val="2"/>
-        </w:numPr>
-        <w:jc w:val="both"/>
-      </w:pPr>
-      <w:r>
         <w:rPr>
           <w:b/>
           <w:bCs/>
@@ -374,15 +462,15 @@
     </w:p>
     <w:tbl>
       <w:tblPr>
-        <w:tblStyle w:val="Tablanormal3"/>
+        <w:tblStyle w:val="Tablaconcuadrcula4-nfasis5"/>
         <w:tblW w:w="0" w:type="auto"/>
         <w:tblLook w:val="04A0" w:firstRow="1" w:lastRow="0" w:firstColumn="1" w:lastColumn="0" w:noHBand="0" w:noVBand="1"/>
       </w:tblPr>
       <w:tblGrid>
-        <w:gridCol w:w="1343"/>
-        <w:gridCol w:w="2332"/>
+        <w:gridCol w:w="1413"/>
+        <w:gridCol w:w="2410"/>
         <w:gridCol w:w="1736"/>
-        <w:gridCol w:w="4227"/>
+        <w:gridCol w:w="4069"/>
       </w:tblGrid>
       <w:tr>
         <w:trPr>
@@ -390,22 +478,20 @@
         </w:trPr>
         <w:tc>
           <w:tcPr>
-            <w:cnfStyle w:val="001000000100" w:firstRow="0" w:lastRow="0" w:firstColumn="1" w:lastColumn="0" w:oddVBand="0" w:evenVBand="0" w:oddHBand="0" w:evenHBand="0" w:firstRowFirstColumn="1" w:firstRowLastColumn="0" w:lastRowFirstColumn="0" w:lastRowLastColumn="0"/>
-            <w:tcW w:w="0" w:type="auto"/>
-            <w:hideMark/>
-          </w:tcPr>
-          <w:p>
-            <w:pPr>
-              <w:rPr>
-                <w:rFonts w:ascii="Times New Roman" w:eastAsia="Times New Roman" w:hAnsi="Times New Roman" w:cs="Times New Roman"/>
-                <w:color w:val="1F1F1F"/>
-                <w:lang w:val="es-ES" w:eastAsia="es-ES_tradnl"/>
-              </w:rPr>
-            </w:pPr>
-            <w:r>
-              <w:rPr>
-                <w:rFonts w:ascii="Times New Roman" w:eastAsia="Times New Roman" w:hAnsi="Times New Roman" w:cs="Times New Roman"/>
-                <w:color w:val="1F1F1F"/>
+            <w:cnfStyle w:val="001000000000" w:firstRow="0" w:lastRow="0" w:firstColumn="1" w:lastColumn="0" w:oddVBand="0" w:evenVBand="0" w:oddHBand="0" w:evenHBand="0" w:firstRowFirstColumn="0" w:firstRowLastColumn="0" w:lastRowFirstColumn="0" w:lastRowLastColumn="0"/>
+            <w:tcW w:w="1413" w:type="dxa"/>
+            <w:hideMark/>
+          </w:tcPr>
+          <w:p>
+            <w:pPr>
+              <w:rPr>
+                <w:rFonts w:ascii="Times New Roman" w:eastAsia="Times New Roman" w:hAnsi="Times New Roman" w:cs="Times New Roman"/>
+                <w:lang w:val="es-ES" w:eastAsia="es-ES_tradnl"/>
+              </w:rPr>
+            </w:pPr>
+            <w:r>
+              <w:rPr>
+                <w:rFonts w:ascii="Times New Roman" w:eastAsia="Times New Roman" w:hAnsi="Times New Roman" w:cs="Times New Roman"/>
                 <w:bdr w:val="none" w:sz="0" w:space="0" w:color="auto" w:frame="1"/>
                 <w:lang w:val="es-ES" w:eastAsia="es-ES_tradnl"/>
               </w:rPr>
@@ -415,7 +501,7 @@
         </w:tc>
         <w:tc>
           <w:tcPr>
-            <w:tcW w:w="0" w:type="auto"/>
+            <w:tcW w:w="2410" w:type="dxa"/>
             <w:hideMark/>
           </w:tcPr>
           <w:p>
@@ -423,14 +509,12 @@
               <w:cnfStyle w:val="100000000000" w:firstRow="1" w:lastRow="0" w:firstColumn="0" w:lastColumn="0" w:oddVBand="0" w:evenVBand="0" w:oddHBand="0" w:evenHBand="0" w:firstRowFirstColumn="0" w:firstRowLastColumn="0" w:lastRowFirstColumn="0" w:lastRowLastColumn="0"/>
               <w:rPr>
                 <w:rFonts w:ascii="Times New Roman" w:eastAsia="Times New Roman" w:hAnsi="Times New Roman" w:cs="Times New Roman"/>
-                <w:color w:val="1F1F1F"/>
-                <w:lang w:val="es-ES" w:eastAsia="es-ES_tradnl"/>
-              </w:rPr>
-            </w:pPr>
-            <w:r>
-              <w:rPr>
-                <w:rFonts w:ascii="Times New Roman" w:eastAsia="Times New Roman" w:hAnsi="Times New Roman" w:cs="Times New Roman"/>
-                <w:color w:val="1F1F1F"/>
+                <w:lang w:val="es-ES" w:eastAsia="es-ES_tradnl"/>
+              </w:rPr>
+            </w:pPr>
+            <w:r>
+              <w:rPr>
+                <w:rFonts w:ascii="Times New Roman" w:eastAsia="Times New Roman" w:hAnsi="Times New Roman" w:cs="Times New Roman"/>
                 <w:bdr w:val="none" w:sz="0" w:space="0" w:color="auto" w:frame="1"/>
                 <w:lang w:val="es-ES" w:eastAsia="es-ES_tradnl"/>
               </w:rPr>
@@ -440,7 +524,7 @@
         </w:tc>
         <w:tc>
           <w:tcPr>
-            <w:tcW w:w="0" w:type="auto"/>
+            <w:tcW w:w="1480" w:type="dxa"/>
             <w:hideMark/>
           </w:tcPr>
           <w:p>
@@ -448,14 +532,12 @@
               <w:cnfStyle w:val="100000000000" w:firstRow="1" w:lastRow="0" w:firstColumn="0" w:lastColumn="0" w:oddVBand="0" w:evenVBand="0" w:oddHBand="0" w:evenHBand="0" w:firstRowFirstColumn="0" w:firstRowLastColumn="0" w:lastRowFirstColumn="0" w:lastRowLastColumn="0"/>
               <w:rPr>
                 <w:rFonts w:ascii="Times New Roman" w:eastAsia="Times New Roman" w:hAnsi="Times New Roman" w:cs="Times New Roman"/>
-                <w:color w:val="1F1F1F"/>
-                <w:lang w:val="es-ES" w:eastAsia="es-ES_tradnl"/>
-              </w:rPr>
-            </w:pPr>
-            <w:r>
-              <w:rPr>
-                <w:rFonts w:ascii="Times New Roman" w:eastAsia="Times New Roman" w:hAnsi="Times New Roman" w:cs="Times New Roman"/>
-                <w:color w:val="1F1F1F"/>
+                <w:lang w:val="es-ES" w:eastAsia="es-ES_tradnl"/>
+              </w:rPr>
+            </w:pPr>
+            <w:r>
+              <w:rPr>
+                <w:rFonts w:ascii="Times New Roman" w:eastAsia="Times New Roman" w:hAnsi="Times New Roman" w:cs="Times New Roman"/>
                 <w:bdr w:val="none" w:sz="0" w:space="0" w:color="auto" w:frame="1"/>
                 <w:lang w:val="es-ES" w:eastAsia="es-ES_tradnl"/>
               </w:rPr>
@@ -473,14 +555,12 @@
               <w:cnfStyle w:val="100000000000" w:firstRow="1" w:lastRow="0" w:firstColumn="0" w:lastColumn="0" w:oddVBand="0" w:evenVBand="0" w:oddHBand="0" w:evenHBand="0" w:firstRowFirstColumn="0" w:firstRowLastColumn="0" w:lastRowFirstColumn="0" w:lastRowLastColumn="0"/>
               <w:rPr>
                 <w:rFonts w:ascii="Times New Roman" w:eastAsia="Times New Roman" w:hAnsi="Times New Roman" w:cs="Times New Roman"/>
-                <w:color w:val="1F1F1F"/>
-                <w:lang w:val="es-ES" w:eastAsia="es-ES_tradnl"/>
-              </w:rPr>
-            </w:pPr>
-            <w:r>
-              <w:rPr>
-                <w:rFonts w:ascii="Times New Roman" w:eastAsia="Times New Roman" w:hAnsi="Times New Roman" w:cs="Times New Roman"/>
-                <w:color w:val="1F1F1F"/>
+                <w:lang w:val="es-ES" w:eastAsia="es-ES_tradnl"/>
+              </w:rPr>
+            </w:pPr>
+            <w:r>
+              <w:rPr>
+                <w:rFonts w:ascii="Times New Roman" w:eastAsia="Times New Roman" w:hAnsi="Times New Roman" w:cs="Times New Roman"/>
                 <w:bdr w:val="none" w:sz="0" w:space="0" w:color="auto" w:frame="1"/>
                 <w:lang w:val="es-ES" w:eastAsia="es-ES_tradnl"/>
               </w:rPr>
@@ -496,7 +576,7 @@
         <w:tc>
           <w:tcPr>
             <w:cnfStyle w:val="001000000000" w:firstRow="0" w:lastRow="0" w:firstColumn="1" w:lastColumn="0" w:oddVBand="0" w:evenVBand="0" w:oddHBand="0" w:evenHBand="0" w:firstRowFirstColumn="0" w:firstRowLastColumn="0" w:lastRowFirstColumn="0" w:lastRowLastColumn="0"/>
-            <w:tcW w:w="0" w:type="auto"/>
+            <w:tcW w:w="1413" w:type="dxa"/>
             <w:hideMark/>
           </w:tcPr>
           <w:p>
@@ -520,7 +600,7 @@
         </w:tc>
         <w:tc>
           <w:tcPr>
-            <w:tcW w:w="0" w:type="auto"/>
+            <w:tcW w:w="2410" w:type="dxa"/>
             <w:hideMark/>
           </w:tcPr>
           <w:p>
@@ -545,7 +625,7 @@
         </w:tc>
         <w:tc>
           <w:tcPr>
-            <w:tcW w:w="0" w:type="auto"/>
+            <w:tcW w:w="1480" w:type="dxa"/>
             <w:hideMark/>
           </w:tcPr>
           <w:p>
@@ -618,7 +698,7 @@
         <w:tc>
           <w:tcPr>
             <w:cnfStyle w:val="001000000000" w:firstRow="0" w:lastRow="0" w:firstColumn="1" w:lastColumn="0" w:oddVBand="0" w:evenVBand="0" w:oddHBand="0" w:evenHBand="0" w:firstRowFirstColumn="0" w:firstRowLastColumn="0" w:lastRowFirstColumn="0" w:lastRowLastColumn="0"/>
-            <w:tcW w:w="0" w:type="auto"/>
+            <w:tcW w:w="1413" w:type="dxa"/>
             <w:hideMark/>
           </w:tcPr>
           <w:p>
@@ -651,7 +731,7 @@
         </w:tc>
         <w:tc>
           <w:tcPr>
-            <w:tcW w:w="0" w:type="auto"/>
+            <w:tcW w:w="2410" w:type="dxa"/>
             <w:hideMark/>
           </w:tcPr>
           <w:p>
@@ -676,7 +756,7 @@
         </w:tc>
         <w:tc>
           <w:tcPr>
-            <w:tcW w:w="0" w:type="auto"/>
+            <w:tcW w:w="1480" w:type="dxa"/>
             <w:hideMark/>
           </w:tcPr>
           <w:p>
@@ -732,7 +812,7 @@
         <w:tc>
           <w:tcPr>
             <w:cnfStyle w:val="001000000000" w:firstRow="0" w:lastRow="0" w:firstColumn="1" w:lastColumn="0" w:oddVBand="0" w:evenVBand="0" w:oddHBand="0" w:evenHBand="0" w:firstRowFirstColumn="0" w:firstRowLastColumn="0" w:lastRowFirstColumn="0" w:lastRowLastColumn="0"/>
-            <w:tcW w:w="0" w:type="auto"/>
+            <w:tcW w:w="1413" w:type="dxa"/>
             <w:hideMark/>
           </w:tcPr>
           <w:p>
@@ -765,7 +845,7 @@
         </w:tc>
         <w:tc>
           <w:tcPr>
-            <w:tcW w:w="0" w:type="auto"/>
+            <w:tcW w:w="2410" w:type="dxa"/>
             <w:hideMark/>
           </w:tcPr>
           <w:p>
@@ -790,7 +870,7 @@
         </w:tc>
         <w:tc>
           <w:tcPr>
-            <w:tcW w:w="0" w:type="auto"/>
+            <w:tcW w:w="1480" w:type="dxa"/>
             <w:hideMark/>
           </w:tcPr>
           <w:p>
@@ -845,16 +925,6 @@
         <w:pStyle w:val="NormalWeb"/>
         <w:jc w:val="both"/>
       </w:pPr>
-    </w:p>
-    <w:p>
-      <w:pPr>
-        <w:pStyle w:val="NormalWeb"/>
-        <w:numPr>
-          <w:ilvl w:val="0"/>
-          <w:numId w:val="2"/>
-        </w:numPr>
-        <w:jc w:val="both"/>
-      </w:pPr>
       <w:r>
         <w:rPr>
           <w:b/>
@@ -875,39 +945,38 @@
     </w:p>
     <w:tbl>
       <w:tblPr>
-        <w:tblStyle w:val="Tablanormal3"/>
-        <w:tblW w:w="0" w:type="auto"/>
+        <w:tblStyle w:val="Tablaconcuadrcula4-nfasis5"/>
+        <w:tblW w:w="9662" w:type="dxa"/>
         <w:tblLook w:val="04A0" w:firstRow="1" w:lastRow="0" w:firstColumn="1" w:lastColumn="0" w:noHBand="0" w:noVBand="1"/>
       </w:tblPr>
       <w:tblGrid>
-        <w:gridCol w:w="896"/>
-        <w:gridCol w:w="3389"/>
-        <w:gridCol w:w="1030"/>
-        <w:gridCol w:w="1603"/>
-        <w:gridCol w:w="2383"/>
+        <w:gridCol w:w="1031"/>
+        <w:gridCol w:w="3901"/>
+        <w:gridCol w:w="1186"/>
+        <w:gridCol w:w="1400"/>
+        <w:gridCol w:w="2144"/>
       </w:tblGrid>
       <w:tr>
         <w:trPr>
           <w:cnfStyle w:val="100000000000" w:firstRow="1" w:lastRow="0" w:firstColumn="0" w:lastColumn="0" w:oddVBand="0" w:evenVBand="0" w:oddHBand="0" w:evenHBand="0" w:firstRowFirstColumn="0" w:firstRowLastColumn="0" w:lastRowFirstColumn="0" w:lastRowLastColumn="0"/>
+          <w:trHeight w:val="330"/>
         </w:trPr>
         <w:tc>
           <w:tcPr>
-            <w:cnfStyle w:val="001000000100" w:firstRow="0" w:lastRow="0" w:firstColumn="1" w:lastColumn="0" w:oddVBand="0" w:evenVBand="0" w:oddHBand="0" w:evenHBand="0" w:firstRowFirstColumn="1" w:firstRowLastColumn="0" w:lastRowFirstColumn="0" w:lastRowLastColumn="0"/>
-            <w:tcW w:w="0" w:type="auto"/>
-            <w:hideMark/>
-          </w:tcPr>
-          <w:p>
-            <w:pPr>
-              <w:rPr>
-                <w:rFonts w:ascii="Times New Roman" w:eastAsia="Times New Roman" w:hAnsi="Times New Roman" w:cs="Times New Roman"/>
-                <w:color w:val="1F1F1F"/>
-                <w:lang w:val="es-ES" w:eastAsia="es-ES_tradnl"/>
-              </w:rPr>
-            </w:pPr>
-            <w:r>
-              <w:rPr>
-                <w:rFonts w:ascii="Times New Roman" w:eastAsia="Times New Roman" w:hAnsi="Times New Roman" w:cs="Times New Roman"/>
-                <w:color w:val="1F1F1F"/>
+            <w:cnfStyle w:val="001000000000" w:firstRow="0" w:lastRow="0" w:firstColumn="1" w:lastColumn="0" w:oddVBand="0" w:evenVBand="0" w:oddHBand="0" w:evenHBand="0" w:firstRowFirstColumn="0" w:firstRowLastColumn="0" w:lastRowFirstColumn="0" w:lastRowLastColumn="0"/>
+            <w:tcW w:w="0" w:type="auto"/>
+            <w:hideMark/>
+          </w:tcPr>
+          <w:p>
+            <w:pPr>
+              <w:rPr>
+                <w:rFonts w:ascii="Times New Roman" w:eastAsia="Times New Roman" w:hAnsi="Times New Roman" w:cs="Times New Roman"/>
+                <w:lang w:val="es-ES" w:eastAsia="es-ES_tradnl"/>
+              </w:rPr>
+            </w:pPr>
+            <w:r>
+              <w:rPr>
+                <w:rFonts w:ascii="Times New Roman" w:eastAsia="Times New Roman" w:hAnsi="Times New Roman" w:cs="Times New Roman"/>
                 <w:bdr w:val="none" w:sz="0" w:space="0" w:color="auto" w:frame="1"/>
                 <w:lang w:val="es-ES" w:eastAsia="es-ES_tradnl"/>
               </w:rPr>
@@ -925,14 +994,12 @@
               <w:cnfStyle w:val="100000000000" w:firstRow="1" w:lastRow="0" w:firstColumn="0" w:lastColumn="0" w:oddVBand="0" w:evenVBand="0" w:oddHBand="0" w:evenHBand="0" w:firstRowFirstColumn="0" w:firstRowLastColumn="0" w:lastRowFirstColumn="0" w:lastRowLastColumn="0"/>
               <w:rPr>
                 <w:rFonts w:ascii="Times New Roman" w:eastAsia="Times New Roman" w:hAnsi="Times New Roman" w:cs="Times New Roman"/>
-                <w:color w:val="1F1F1F"/>
-                <w:lang w:val="es-ES" w:eastAsia="es-ES_tradnl"/>
-              </w:rPr>
-            </w:pPr>
-            <w:r>
-              <w:rPr>
-                <w:rFonts w:ascii="Times New Roman" w:eastAsia="Times New Roman" w:hAnsi="Times New Roman" w:cs="Times New Roman"/>
-                <w:color w:val="1F1F1F"/>
+                <w:lang w:val="es-ES" w:eastAsia="es-ES_tradnl"/>
+              </w:rPr>
+            </w:pPr>
+            <w:r>
+              <w:rPr>
+                <w:rFonts w:ascii="Times New Roman" w:eastAsia="Times New Roman" w:hAnsi="Times New Roman" w:cs="Times New Roman"/>
                 <w:bdr w:val="none" w:sz="0" w:space="0" w:color="auto" w:frame="1"/>
                 <w:lang w:val="es-ES" w:eastAsia="es-ES_tradnl"/>
               </w:rPr>
@@ -950,14 +1017,12 @@
               <w:cnfStyle w:val="100000000000" w:firstRow="1" w:lastRow="0" w:firstColumn="0" w:lastColumn="0" w:oddVBand="0" w:evenVBand="0" w:oddHBand="0" w:evenHBand="0" w:firstRowFirstColumn="0" w:firstRowLastColumn="0" w:lastRowFirstColumn="0" w:lastRowLastColumn="0"/>
               <w:rPr>
                 <w:rFonts w:ascii="Times New Roman" w:eastAsia="Times New Roman" w:hAnsi="Times New Roman" w:cs="Times New Roman"/>
-                <w:color w:val="1F1F1F"/>
-                <w:lang w:val="es-ES" w:eastAsia="es-ES_tradnl"/>
-              </w:rPr>
-            </w:pPr>
-            <w:r>
-              <w:rPr>
-                <w:rFonts w:ascii="Times New Roman" w:eastAsia="Times New Roman" w:hAnsi="Times New Roman" w:cs="Times New Roman"/>
-                <w:color w:val="1F1F1F"/>
+                <w:lang w:val="es-ES" w:eastAsia="es-ES_tradnl"/>
+              </w:rPr>
+            </w:pPr>
+            <w:r>
+              <w:rPr>
+                <w:rFonts w:ascii="Times New Roman" w:eastAsia="Times New Roman" w:hAnsi="Times New Roman" w:cs="Times New Roman"/>
                 <w:bdr w:val="none" w:sz="0" w:space="0" w:color="auto" w:frame="1"/>
                 <w:lang w:val="es-ES" w:eastAsia="es-ES_tradnl"/>
               </w:rPr>
@@ -975,14 +1040,12 @@
               <w:cnfStyle w:val="100000000000" w:firstRow="1" w:lastRow="0" w:firstColumn="0" w:lastColumn="0" w:oddVBand="0" w:evenVBand="0" w:oddHBand="0" w:evenHBand="0" w:firstRowFirstColumn="0" w:firstRowLastColumn="0" w:lastRowFirstColumn="0" w:lastRowLastColumn="0"/>
               <w:rPr>
                 <w:rFonts w:ascii="Times New Roman" w:eastAsia="Times New Roman" w:hAnsi="Times New Roman" w:cs="Times New Roman"/>
-                <w:color w:val="1F1F1F"/>
-                <w:lang w:val="es-ES" w:eastAsia="es-ES_tradnl"/>
-              </w:rPr>
-            </w:pPr>
-            <w:r>
-              <w:rPr>
-                <w:rFonts w:ascii="Times New Roman" w:eastAsia="Times New Roman" w:hAnsi="Times New Roman" w:cs="Times New Roman"/>
-                <w:color w:val="1F1F1F"/>
+                <w:lang w:val="es-ES" w:eastAsia="es-ES_tradnl"/>
+              </w:rPr>
+            </w:pPr>
+            <w:r>
+              <w:rPr>
+                <w:rFonts w:ascii="Times New Roman" w:eastAsia="Times New Roman" w:hAnsi="Times New Roman" w:cs="Times New Roman"/>
                 <w:bdr w:val="none" w:sz="0" w:space="0" w:color="auto" w:frame="1"/>
                 <w:lang w:val="es-ES" w:eastAsia="es-ES_tradnl"/>
               </w:rPr>
@@ -1000,14 +1063,12 @@
               <w:cnfStyle w:val="100000000000" w:firstRow="1" w:lastRow="0" w:firstColumn="0" w:lastColumn="0" w:oddVBand="0" w:evenVBand="0" w:oddHBand="0" w:evenHBand="0" w:firstRowFirstColumn="0" w:firstRowLastColumn="0" w:lastRowFirstColumn="0" w:lastRowLastColumn="0"/>
               <w:rPr>
                 <w:rFonts w:ascii="Times New Roman" w:eastAsia="Times New Roman" w:hAnsi="Times New Roman" w:cs="Times New Roman"/>
-                <w:color w:val="1F1F1F"/>
-                <w:lang w:val="es-ES" w:eastAsia="es-ES_tradnl"/>
-              </w:rPr>
-            </w:pPr>
-            <w:r>
-              <w:rPr>
-                <w:rFonts w:ascii="Times New Roman" w:eastAsia="Times New Roman" w:hAnsi="Times New Roman" w:cs="Times New Roman"/>
-                <w:color w:val="1F1F1F"/>
+                <w:lang w:val="es-ES" w:eastAsia="es-ES_tradnl"/>
+              </w:rPr>
+            </w:pPr>
+            <w:r>
+              <w:rPr>
+                <w:rFonts w:ascii="Times New Roman" w:eastAsia="Times New Roman" w:hAnsi="Times New Roman" w:cs="Times New Roman"/>
                 <w:bdr w:val="none" w:sz="0" w:space="0" w:color="auto" w:frame="1"/>
                 <w:lang w:val="es-ES" w:eastAsia="es-ES_tradnl"/>
               </w:rPr>
@@ -1019,6 +1080,7 @@
       <w:tr>
         <w:trPr>
           <w:cnfStyle w:val="000000100000" w:firstRow="0" w:lastRow="0" w:firstColumn="0" w:lastColumn="0" w:oddVBand="0" w:evenVBand="0" w:oddHBand="1" w:evenHBand="0" w:firstRowFirstColumn="0" w:firstRowLastColumn="0" w:lastRowFirstColumn="0" w:lastRowLastColumn="0"/>
+          <w:trHeight w:val="330"/>
         </w:trPr>
         <w:tc>
           <w:tcPr>
@@ -1149,6 +1211,9 @@
         </w:tc>
       </w:tr>
       <w:tr>
+        <w:trPr>
+          <w:trHeight w:val="318"/>
+        </w:trPr>
         <w:tc>
           <w:tcPr>
             <w:cnfStyle w:val="001000000000" w:firstRow="0" w:lastRow="0" w:firstColumn="1" w:lastColumn="0" w:oddVBand="0" w:evenVBand="0" w:oddHBand="0" w:evenHBand="0" w:firstRowFirstColumn="0" w:firstRowLastColumn="0" w:lastRowFirstColumn="0" w:lastRowLastColumn="0"/>
@@ -1289,6 +1354,7 @@
       <w:tr>
         <w:trPr>
           <w:cnfStyle w:val="000000100000" w:firstRow="0" w:lastRow="0" w:firstColumn="0" w:lastColumn="0" w:oddVBand="0" w:evenVBand="0" w:oddHBand="1" w:evenHBand="0" w:firstRowFirstColumn="0" w:firstRowLastColumn="0" w:lastRowFirstColumn="0" w:lastRowLastColumn="0"/>
+          <w:trHeight w:val="330"/>
         </w:trPr>
         <w:tc>
           <w:tcPr>
@@ -1419,6 +1485,9 @@
         </w:tc>
       </w:tr>
       <w:tr>
+        <w:trPr>
+          <w:trHeight w:val="330"/>
+        </w:trPr>
         <w:tc>
           <w:tcPr>
             <w:cnfStyle w:val="001000000000" w:firstRow="0" w:lastRow="0" w:firstColumn="1" w:lastColumn="0" w:oddVBand="0" w:evenVBand="0" w:oddHBand="0" w:evenHBand="0" w:firstRowFirstColumn="0" w:firstRowLastColumn="0" w:lastRowFirstColumn="0" w:lastRowLastColumn="0"/>
@@ -1550,6 +1619,7 @@
       <w:tr>
         <w:trPr>
           <w:cnfStyle w:val="000000100000" w:firstRow="0" w:lastRow="0" w:firstColumn="0" w:lastColumn="0" w:oddVBand="0" w:evenVBand="0" w:oddHBand="1" w:evenHBand="0" w:firstRowFirstColumn="0" w:firstRowLastColumn="0" w:lastRowFirstColumn="0" w:lastRowLastColumn="0"/>
+          <w:trHeight w:val="330"/>
         </w:trPr>
         <w:tc>
           <w:tcPr>
@@ -1680,6 +1750,9 @@
         </w:tc>
       </w:tr>
       <w:tr>
+        <w:trPr>
+          <w:trHeight w:val="330"/>
+        </w:trPr>
         <w:tc>
           <w:tcPr>
             <w:cnfStyle w:val="001000000000" w:firstRow="0" w:lastRow="0" w:firstColumn="1" w:lastColumn="0" w:oddVBand="0" w:evenVBand="0" w:oddHBand="0" w:evenHBand="0" w:firstRowFirstColumn="0" w:firstRowLastColumn="0" w:lastRowFirstColumn="0" w:lastRowLastColumn="0"/>
@@ -1838,6 +1911,7 @@
       <w:tr>
         <w:trPr>
           <w:cnfStyle w:val="000000100000" w:firstRow="0" w:lastRow="0" w:firstColumn="0" w:lastColumn="0" w:oddVBand="0" w:evenVBand="0" w:oddHBand="1" w:evenHBand="0" w:firstRowFirstColumn="0" w:firstRowLastColumn="0" w:lastRowFirstColumn="0" w:lastRowLastColumn="0"/>
+          <w:trHeight w:val="330"/>
         </w:trPr>
         <w:tc>
           <w:tcPr>
@@ -1977,6 +2051,9 @@
         </w:tc>
       </w:tr>
       <w:tr>
+        <w:trPr>
+          <w:trHeight w:val="318"/>
+        </w:trPr>
         <w:tc>
           <w:tcPr>
             <w:cnfStyle w:val="001000000000" w:firstRow="0" w:lastRow="0" w:firstColumn="1" w:lastColumn="0" w:oddVBand="0" w:evenVBand="0" w:oddHBand="0" w:evenHBand="0" w:firstRowFirstColumn="0" w:firstRowLastColumn="0" w:lastRowFirstColumn="0" w:lastRowLastColumn="0"/>
@@ -2115,48 +2192,23 @@
         </w:tc>
       </w:tr>
     </w:tbl>
-    <w:p>
-      <w:pPr>
-        <w:pStyle w:val="NormalWeb"/>
-        <w:numPr>
-          <w:ilvl w:val="0"/>
-          <w:numId w:val="2"/>
-        </w:numPr>
-        <w:jc w:val="both"/>
-      </w:pPr>
-      <w:r>
-        <w:rPr>
-          <w:b/>
-          <w:bCs/>
-        </w:rPr>
-        <w:t>Matriz de Trazabilidad de Requisitos del Dato</w:t>
-      </w:r>
-      <w:r>
-        <w:rPr>
-          <w:b/>
-          <w:bCs/>
-        </w:rPr>
-        <w:t>:</w:t>
-      </w:r>
-      <w:r>
-        <w:t xml:space="preserve"> </w:t>
-      </w:r>
-    </w:p>
     <w:tbl>
       <w:tblPr>
-        <w:tblStyle w:val="Tablaconcuadrcula1clara"/>
-        <w:tblW w:w="0" w:type="auto"/>
+        <w:tblStyle w:val="Tablaconcuadrcula1clara-nfasis1"/>
+        <w:tblpPr w:leftFromText="141" w:rightFromText="141" w:vertAnchor="text" w:horzAnchor="margin" w:tblpY="1006"/>
+        <w:tblW w:w="9665" w:type="dxa"/>
         <w:tblLook w:val="04A0" w:firstRow="1" w:lastRow="0" w:firstColumn="1" w:lastColumn="0" w:noHBand="0" w:noVBand="1"/>
       </w:tblPr>
       <w:tblGrid>
-        <w:gridCol w:w="1971"/>
-        <w:gridCol w:w="1989"/>
-        <w:gridCol w:w="2070"/>
-        <w:gridCol w:w="3598"/>
+        <w:gridCol w:w="1975"/>
+        <w:gridCol w:w="1993"/>
+        <w:gridCol w:w="2074"/>
+        <w:gridCol w:w="3623"/>
       </w:tblGrid>
       <w:tr>
         <w:trPr>
           <w:cnfStyle w:val="100000000000" w:firstRow="1" w:lastRow="0" w:firstColumn="0" w:lastColumn="0" w:oddVBand="0" w:evenVBand="0" w:oddHBand="0" w:evenHBand="0" w:firstRowFirstColumn="0" w:firstRowLastColumn="0" w:lastRowFirstColumn="0" w:lastRowLastColumn="0"/>
+          <w:trHeight w:val="444"/>
         </w:trPr>
         <w:tc>
           <w:tcPr>
@@ -2260,6 +2312,9 @@
         </w:tc>
       </w:tr>
       <w:tr>
+        <w:trPr>
+          <w:trHeight w:val="920"/>
+        </w:trPr>
         <w:tc>
           <w:tcPr>
             <w:cnfStyle w:val="001000000000" w:firstRow="0" w:lastRow="0" w:firstColumn="1" w:lastColumn="0" w:oddVBand="0" w:evenVBand="0" w:oddHBand="0" w:evenHBand="0" w:firstRowFirstColumn="0" w:firstRowLastColumn="0" w:lastRowFirstColumn="0" w:lastRowLastColumn="0"/>
@@ -2384,6 +2439,9 @@
         </w:tc>
       </w:tr>
       <w:tr>
+        <w:trPr>
+          <w:trHeight w:val="674"/>
+        </w:trPr>
         <w:tc>
           <w:tcPr>
             <w:cnfStyle w:val="001000000000" w:firstRow="0" w:lastRow="0" w:firstColumn="1" w:lastColumn="0" w:oddVBand="0" w:evenVBand="0" w:oddHBand="0" w:evenHBand="0" w:firstRowFirstColumn="0" w:firstRowLastColumn="0" w:lastRowFirstColumn="0" w:lastRowLastColumn="0"/>
@@ -2508,6 +2566,9 @@
         </w:tc>
       </w:tr>
       <w:tr>
+        <w:trPr>
+          <w:trHeight w:val="444"/>
+        </w:trPr>
         <w:tc>
           <w:tcPr>
             <w:cnfStyle w:val="001000000000" w:firstRow="0" w:lastRow="0" w:firstColumn="1" w:lastColumn="0" w:oddVBand="0" w:evenVBand="0" w:oddHBand="0" w:evenHBand="0" w:firstRowFirstColumn="0" w:firstRowLastColumn="0" w:lastRowFirstColumn="0" w:lastRowLastColumn="0"/>
@@ -2636,13 +2697,10 @@
       <w:pPr>
         <w:pStyle w:val="NormalWeb"/>
         <w:jc w:val="both"/>
-      </w:pPr>
-    </w:p>
-    <w:p>
-      <w:pPr>
-        <w:pStyle w:val="NormalWeb"/>
-        <w:ind w:left="360"/>
-        <w:jc w:val="both"/>
+        <w:rPr>
+          <w:b/>
+          <w:bCs/>
+        </w:rPr>
       </w:pPr>
     </w:p>
     <w:p>
@@ -2650,6 +2708,25 @@
         <w:pStyle w:val="NormalWeb"/>
         <w:jc w:val="both"/>
       </w:pPr>
+      <w:bookmarkStart w:id="0" w:name="_GoBack"/>
+      <w:bookmarkEnd w:id="0"/>
+      <w:r>
+        <w:rPr>
+          <w:b/>
+          <w:bCs/>
+        </w:rPr>
+        <w:t>Matriz de Trazabilidad de Requisitos del Dato</w:t>
+      </w:r>
+      <w:r>
+        <w:rPr>
+          <w:b/>
+          <w:bCs/>
+        </w:rPr>
+        <w:t>:</w:t>
+      </w:r>
+      <w:r>
+        <w:t xml:space="preserve"> </w:t>
+      </w:r>
     </w:p>
     <w:p>
       <w:pPr>
@@ -2660,6 +2737,7 @@
     </w:p>
     <w:sectPr>
       <w:headerReference w:type="default" r:id="rId8"/>
+      <w:footerReference w:type="default" r:id="rId9"/>
       <w:pgSz w:w="11906" w:h="16838" w:code="9"/>
       <w:pgMar w:top="1134" w:right="1134" w:bottom="1134" w:left="1134" w:header="709" w:footer="709" w:gutter="0"/>
       <w:cols w:space="708"/>
@@ -2686,6 +2764,61 @@
     </w:p>
   </w:endnote>
 </w:endnotes>
+</file>
+
+<file path=word/footer1.xml><?xml version="1.0" encoding="utf-8"?>
+<w:ftr xmlns:wpc="http://schemas.microsoft.com/office/word/2010/wordprocessingCanvas" xmlns:cx="http://schemas.microsoft.com/office/drawing/2014/chartex" xmlns:cx1="http://schemas.microsoft.com/office/drawing/2015/9/8/chartex" xmlns:cx2="http://schemas.microsoft.com/office/drawing/2015/10/21/chartex" xmlns:cx3="http://schemas.microsoft.com/office/drawing/2016/5/9/chartex" xmlns:cx4="http://schemas.microsoft.com/office/drawing/2016/5/10/chartex" xmlns:cx5="http://schemas.microsoft.com/office/drawing/2016/5/11/chartex" xmlns:cx6="http://schemas.microsoft.com/office/drawing/2016/5/12/chartex" xmlns:cx7="http://schemas.microsoft.com/office/drawing/2016/5/13/chartex" xmlns:cx8="http://schemas.microsoft.com/office/drawing/2016/5/14/chartex" xmlns:mc="http://schemas.openxmlformats.org/markup-compatibility/2006" xmlns:aink="http://schemas.microsoft.com/office/drawing/2016/ink" xmlns:am3d="http://schemas.microsoft.com/office/drawing/2017/model3d" xmlns:o="urn:schemas-microsoft-com:office:office" xmlns:r="http://schemas.openxmlformats.org/officeDocument/2006/relationships" xmlns:m="http://schemas.openxmlformats.org/officeDocument/2006/math" xmlns:v="urn:schemas-microsoft-com:vml" xmlns:wp14="http://schemas.microsoft.com/office/word/2010/wordprocessingDrawing" xmlns:wp="http://schemas.openxmlformats.org/drawingml/2006/wordprocessingDrawing" xmlns:w10="urn:schemas-microsoft-com:office:word" xmlns:w="http://schemas.openxmlformats.org/wordprocessingml/2006/main" xmlns:w14="http://schemas.microsoft.com/office/word/2010/wordml" xmlns:w15="http://schemas.microsoft.com/office/word/2012/wordml" xmlns:w16cid="http://schemas.microsoft.com/office/word/2016/wordml/cid" xmlns:w16se="http://schemas.microsoft.com/office/word/2015/wordml/symex" xmlns:wpg="http://schemas.microsoft.com/office/word/2010/wordprocessingGroup" xmlns:wpi="http://schemas.microsoft.com/office/word/2010/wordprocessingInk" xmlns:wne="http://schemas.microsoft.com/office/word/2006/wordml" xmlns:wps="http://schemas.microsoft.com/office/word/2010/wordprocessingShape" mc:Ignorable="w14 w15 w16se w16cid wp14">
+  <w:p>
+    <w:pPr>
+      <w:pStyle w:val="Piedepgina"/>
+      <w:jc w:val="center"/>
+      <w:rPr>
+        <w:caps/>
+        <w:color w:val="4472C4" w:themeColor="accent1"/>
+      </w:rPr>
+    </w:pPr>
+    <w:r>
+      <w:rPr>
+        <w:caps/>
+        <w:color w:val="4472C4" w:themeColor="accent1"/>
+      </w:rPr>
+      <w:fldChar w:fldCharType="begin"/>
+    </w:r>
+    <w:r>
+      <w:rPr>
+        <w:caps/>
+        <w:color w:val="4472C4" w:themeColor="accent1"/>
+      </w:rPr>
+      <w:instrText>PAGE   \* MERGEFORMAT</w:instrText>
+    </w:r>
+    <w:r>
+      <w:rPr>
+        <w:caps/>
+        <w:color w:val="4472C4" w:themeColor="accent1"/>
+      </w:rPr>
+      <w:fldChar w:fldCharType="separate"/>
+    </w:r>
+    <w:r>
+      <w:rPr>
+        <w:caps/>
+        <w:color w:val="4472C4" w:themeColor="accent1"/>
+      </w:rPr>
+      <w:t>2</w:t>
+    </w:r>
+    <w:r>
+      <w:rPr>
+        <w:caps/>
+        <w:color w:val="4472C4" w:themeColor="accent1"/>
+      </w:rPr>
+      <w:fldChar w:fldCharType="end"/>
+    </w:r>
+  </w:p>
+  <w:p>
+    <w:pPr>
+      <w:pStyle w:val="Piedepgina"/>
+    </w:pPr>
+  </w:p>
+</w:ftr>
 </file>
 
 <file path=word/footnotes.xml><?xml version="1.0" encoding="utf-8"?>
@@ -3842,6 +3975,205 @@
     <w:uiPriority w:val="99"/>
     <w:rsid w:val="00BE673A"/>
   </w:style>
+  <w:style w:type="table" w:styleId="Tablaconcuadrcula2-nfasis5">
+    <w:name w:val="Grid Table 2 Accent 5"/>
+    <w:basedOn w:val="Tablanormal"/>
+    <w:uiPriority w:val="47"/>
+    <w:rsid w:val="00A818A6"/>
+    <w:tblPr>
+      <w:tblStyleRowBandSize w:val="1"/>
+      <w:tblStyleColBandSize w:val="1"/>
+      <w:tblBorders>
+        <w:top w:val="single" w:sz="2" w:space="0" w:color="9CC2E5" w:themeColor="accent5" w:themeTint="99"/>
+        <w:bottom w:val="single" w:sz="2" w:space="0" w:color="9CC2E5" w:themeColor="accent5" w:themeTint="99"/>
+        <w:insideH w:val="single" w:sz="2" w:space="0" w:color="9CC2E5" w:themeColor="accent5" w:themeTint="99"/>
+        <w:insideV w:val="single" w:sz="2" w:space="0" w:color="9CC2E5" w:themeColor="accent5" w:themeTint="99"/>
+      </w:tblBorders>
+    </w:tblPr>
+    <w:tblStylePr w:type="firstRow">
+      <w:rPr>
+        <w:b/>
+        <w:bCs/>
+      </w:rPr>
+      <w:tblPr/>
+      <w:tcPr>
+        <w:tcBorders>
+          <w:top w:val="nil"/>
+          <w:bottom w:val="single" w:sz="12" w:space="0" w:color="9CC2E5" w:themeColor="accent5" w:themeTint="99"/>
+          <w:insideH w:val="nil"/>
+          <w:insideV w:val="nil"/>
+        </w:tcBorders>
+        <w:shd w:val="clear" w:color="auto" w:fill="FFFFFF" w:themeFill="background1"/>
+      </w:tcPr>
+    </w:tblStylePr>
+    <w:tblStylePr w:type="lastRow">
+      <w:rPr>
+        <w:b/>
+        <w:bCs/>
+      </w:rPr>
+      <w:tblPr/>
+      <w:tcPr>
+        <w:tcBorders>
+          <w:top w:val="double" w:sz="2" w:space="0" w:color="9CC2E5" w:themeColor="accent5" w:themeTint="99"/>
+          <w:bottom w:val="nil"/>
+          <w:insideH w:val="nil"/>
+          <w:insideV w:val="nil"/>
+        </w:tcBorders>
+        <w:shd w:val="clear" w:color="auto" w:fill="FFFFFF" w:themeFill="background1"/>
+      </w:tcPr>
+    </w:tblStylePr>
+    <w:tblStylePr w:type="firstCol">
+      <w:rPr>
+        <w:b/>
+        <w:bCs/>
+      </w:rPr>
+    </w:tblStylePr>
+    <w:tblStylePr w:type="lastCol">
+      <w:rPr>
+        <w:b/>
+        <w:bCs/>
+      </w:rPr>
+    </w:tblStylePr>
+    <w:tblStylePr w:type="band1Vert">
+      <w:tblPr/>
+      <w:tcPr>
+        <w:shd w:val="clear" w:color="auto" w:fill="DEEAF6" w:themeFill="accent5" w:themeFillTint="33"/>
+      </w:tcPr>
+    </w:tblStylePr>
+    <w:tblStylePr w:type="band1Horz">
+      <w:tblPr/>
+      <w:tcPr>
+        <w:shd w:val="clear" w:color="auto" w:fill="DEEAF6" w:themeFill="accent5" w:themeFillTint="33"/>
+      </w:tcPr>
+    </w:tblStylePr>
+  </w:style>
+  <w:style w:type="table" w:styleId="Tablaconcuadrcula4-nfasis5">
+    <w:name w:val="Grid Table 4 Accent 5"/>
+    <w:basedOn w:val="Tablanormal"/>
+    <w:uiPriority w:val="49"/>
+    <w:rsid w:val="00A818A6"/>
+    <w:tblPr>
+      <w:tblStyleRowBandSize w:val="1"/>
+      <w:tblStyleColBandSize w:val="1"/>
+      <w:tblBorders>
+        <w:top w:val="single" w:sz="4" w:space="0" w:color="9CC2E5" w:themeColor="accent5" w:themeTint="99"/>
+        <w:left w:val="single" w:sz="4" w:space="0" w:color="9CC2E5" w:themeColor="accent5" w:themeTint="99"/>
+        <w:bottom w:val="single" w:sz="4" w:space="0" w:color="9CC2E5" w:themeColor="accent5" w:themeTint="99"/>
+        <w:right w:val="single" w:sz="4" w:space="0" w:color="9CC2E5" w:themeColor="accent5" w:themeTint="99"/>
+        <w:insideH w:val="single" w:sz="4" w:space="0" w:color="9CC2E5" w:themeColor="accent5" w:themeTint="99"/>
+        <w:insideV w:val="single" w:sz="4" w:space="0" w:color="9CC2E5" w:themeColor="accent5" w:themeTint="99"/>
+      </w:tblBorders>
+    </w:tblPr>
+    <w:tblStylePr w:type="firstRow">
+      <w:rPr>
+        <w:b/>
+        <w:bCs/>
+        <w:color w:val="FFFFFF" w:themeColor="background1"/>
+      </w:rPr>
+      <w:tblPr/>
+      <w:tcPr>
+        <w:tcBorders>
+          <w:top w:val="single" w:sz="4" w:space="0" w:color="5B9BD5" w:themeColor="accent5"/>
+          <w:left w:val="single" w:sz="4" w:space="0" w:color="5B9BD5" w:themeColor="accent5"/>
+          <w:bottom w:val="single" w:sz="4" w:space="0" w:color="5B9BD5" w:themeColor="accent5"/>
+          <w:right w:val="single" w:sz="4" w:space="0" w:color="5B9BD5" w:themeColor="accent5"/>
+          <w:insideH w:val="nil"/>
+          <w:insideV w:val="nil"/>
+        </w:tcBorders>
+        <w:shd w:val="clear" w:color="auto" w:fill="5B9BD5" w:themeFill="accent5"/>
+      </w:tcPr>
+    </w:tblStylePr>
+    <w:tblStylePr w:type="lastRow">
+      <w:rPr>
+        <w:b/>
+        <w:bCs/>
+      </w:rPr>
+      <w:tblPr/>
+      <w:tcPr>
+        <w:tcBorders>
+          <w:top w:val="double" w:sz="4" w:space="0" w:color="5B9BD5" w:themeColor="accent5"/>
+        </w:tcBorders>
+      </w:tcPr>
+    </w:tblStylePr>
+    <w:tblStylePr w:type="firstCol">
+      <w:rPr>
+        <w:b/>
+        <w:bCs/>
+      </w:rPr>
+    </w:tblStylePr>
+    <w:tblStylePr w:type="lastCol">
+      <w:rPr>
+        <w:b/>
+        <w:bCs/>
+      </w:rPr>
+    </w:tblStylePr>
+    <w:tblStylePr w:type="band1Vert">
+      <w:tblPr/>
+      <w:tcPr>
+        <w:shd w:val="clear" w:color="auto" w:fill="DEEAF6" w:themeFill="accent5" w:themeFillTint="33"/>
+      </w:tcPr>
+    </w:tblStylePr>
+    <w:tblStylePr w:type="band1Horz">
+      <w:tblPr/>
+      <w:tcPr>
+        <w:shd w:val="clear" w:color="auto" w:fill="DEEAF6" w:themeFill="accent5" w:themeFillTint="33"/>
+      </w:tcPr>
+    </w:tblStylePr>
+  </w:style>
+  <w:style w:type="table" w:styleId="Tablaconcuadrcula1clara-nfasis1">
+    <w:name w:val="Grid Table 1 Light Accent 1"/>
+    <w:basedOn w:val="Tablanormal"/>
+    <w:uiPriority w:val="46"/>
+    <w:rsid w:val="00A818A6"/>
+    <w:tblPr>
+      <w:tblStyleRowBandSize w:val="1"/>
+      <w:tblStyleColBandSize w:val="1"/>
+      <w:tblBorders>
+        <w:top w:val="single" w:sz="4" w:space="0" w:color="B4C6E7" w:themeColor="accent1" w:themeTint="66"/>
+        <w:left w:val="single" w:sz="4" w:space="0" w:color="B4C6E7" w:themeColor="accent1" w:themeTint="66"/>
+        <w:bottom w:val="single" w:sz="4" w:space="0" w:color="B4C6E7" w:themeColor="accent1" w:themeTint="66"/>
+        <w:right w:val="single" w:sz="4" w:space="0" w:color="B4C6E7" w:themeColor="accent1" w:themeTint="66"/>
+        <w:insideH w:val="single" w:sz="4" w:space="0" w:color="B4C6E7" w:themeColor="accent1" w:themeTint="66"/>
+        <w:insideV w:val="single" w:sz="4" w:space="0" w:color="B4C6E7" w:themeColor="accent1" w:themeTint="66"/>
+      </w:tblBorders>
+    </w:tblPr>
+    <w:tblStylePr w:type="firstRow">
+      <w:rPr>
+        <w:b/>
+        <w:bCs/>
+      </w:rPr>
+      <w:tblPr/>
+      <w:tcPr>
+        <w:tcBorders>
+          <w:bottom w:val="single" w:sz="12" w:space="0" w:color="8EAADB" w:themeColor="accent1" w:themeTint="99"/>
+        </w:tcBorders>
+      </w:tcPr>
+    </w:tblStylePr>
+    <w:tblStylePr w:type="lastRow">
+      <w:rPr>
+        <w:b/>
+        <w:bCs/>
+      </w:rPr>
+      <w:tblPr/>
+      <w:tcPr>
+        <w:tcBorders>
+          <w:top w:val="double" w:sz="2" w:space="0" w:color="8EAADB" w:themeColor="accent1" w:themeTint="99"/>
+        </w:tcBorders>
+      </w:tcPr>
+    </w:tblStylePr>
+    <w:tblStylePr w:type="firstCol">
+      <w:rPr>
+        <w:b/>
+        <w:bCs/>
+      </w:rPr>
+    </w:tblStylePr>
+    <w:tblStylePr w:type="lastCol">
+      <w:rPr>
+        <w:b/>
+        <w:bCs/>
+      </w:rPr>
+    </w:tblStylePr>
+  </w:style>
 </w:styles>
 </file>
 
